--- a/Железо.docx
+++ b/Железо.docx
@@ -16,11 +16,47 @@
     <w:p/>
     <w:p>
       <w:r>
-        <w:t xml:space="preserve">Процессор считывает данные, поступающие через внешнюю соединительную шину </w:t>
+        <w:t xml:space="preserve">Разрядность шины данных является главным определяющим фактором конструкции материнской платы и памяти, поскольку именно этот показатель </w:t>
+      </w:r>
+      <w:r>
+        <w:t>определяет</w:t>
+      </w:r>
+      <w:r>
+        <w:t>, сколько битов можно передать за один цикл на микропроцессор и получить от него</w:t>
+      </w:r>
+      <w:r>
+        <w:t>.</w:t>
+      </w:r>
+    </w:p>
+    <w:p>
+      <w:r>
+        <w:t xml:space="preserve">Основные компоненты ПК </w:t>
+      </w:r>
+    </w:p>
+    <w:p>
+      <w:r>
+        <w:t>Системная плата</w:t>
+      </w:r>
+      <w:r>
+        <w:t xml:space="preserve">. </w:t>
+      </w:r>
+      <w:r>
+        <w:t xml:space="preserve">Центральная часть системы, к которой подключаются все аппаратные компоненты ПК. </w:t>
+      </w:r>
+    </w:p>
+    <w:p>
+      <w:r>
+        <w:t>Процессор</w:t>
+      </w:r>
+      <w:r>
+        <w:t>.</w:t>
+      </w:r>
+      <w:r>
+        <w:t xml:space="preserve"> Это ‘‘двигатель’’ компьютера. Его называют также центральным процессором, или CPU (</w:t>
       </w:r>
       <w:proofErr w:type="spellStart"/>
       <w:r>
-        <w:t>данH</w:t>
+        <w:t>central</w:t>
       </w:r>
       <w:proofErr w:type="spellEnd"/>
       <w:r>
@@ -28,226 +64,1212 @@
       </w:r>
       <w:proofErr w:type="spellStart"/>
       <w:r>
-        <w:t>ных</w:t>
+        <w:t>processing</w:t>
       </w:r>
       <w:proofErr w:type="spellEnd"/>
       <w:r>
-        <w:t xml:space="preserve"> процессора, которая непосредственно соединена с главной шиной на системной плате. Традиционно это была параллельная шина; однако новые процессоры используют </w:t>
+        <w:t xml:space="preserve"> </w:t>
       </w:r>
       <w:proofErr w:type="spellStart"/>
       <w:r>
-        <w:t>последоваH</w:t>
+        <w:t>unit</w:t>
       </w:r>
       <w:proofErr w:type="spellEnd"/>
       <w:r>
-        <w:t xml:space="preserve"> тельную шину “</w:t>
+        <w:t>).</w:t>
+      </w:r>
+    </w:p>
+    <w:p>
+      <w:r>
+        <w:t>Оперативная память</w:t>
+      </w:r>
+      <w:r>
+        <w:t>.</w:t>
+      </w:r>
+      <w:r>
+        <w:t xml:space="preserve"> </w:t>
       </w:r>
       <w:proofErr w:type="spellStart"/>
       <w:r>
-        <w:t>точкаHточка</w:t>
+        <w:t>Память</w:t>
       </w:r>
       <w:proofErr w:type="spellEnd"/>
       <w:r>
-        <w:t xml:space="preserve">”, что позволяет передавать меньше битов за одну операцию, </w:t>
+        <w:t xml:space="preserve"> системы часто называют оперативной или памятью с произвольным доступом (</w:t>
       </w:r>
       <w:proofErr w:type="spellStart"/>
       <w:r>
-        <w:t>одH</w:t>
+        <w:t>Random</w:t>
       </w:r>
       <w:proofErr w:type="spellEnd"/>
       <w:r>
-        <w:t xml:space="preserve"> </w:t>
+        <w:t xml:space="preserve"> Access Memory LLLL RAM). Это основная память, в которую записываются все программы и данные, используемые процессором в работе. </w:t>
+      </w:r>
+    </w:p>
+    <w:p>
+      <w:r>
+        <w:t>Корпус/шасси</w:t>
+      </w:r>
+      <w:r>
+        <w:t>.</w:t>
+      </w:r>
+      <w:r>
+        <w:t xml:space="preserve"> Это рама (или шасси), к которой крепятся системная плата, блок питания, дисководы, платы адаптеров и любые другие компоненты системы. </w:t>
+      </w:r>
+    </w:p>
+    <w:p>
+      <w:r>
+        <w:t>Блоки питания</w:t>
+      </w:r>
+      <w:r>
+        <w:t>.</w:t>
+      </w:r>
+      <w:r>
+        <w:t xml:space="preserve"> От блока питания электрическое напряжение подается к каждому отдельному компоненту ПК.</w:t>
+      </w:r>
+    </w:p>
+    <w:p>
+      <w:r>
+        <w:t>Дисковод гибких дисков</w:t>
+      </w:r>
+      <w:r>
+        <w:t>.</w:t>
+      </w:r>
+      <w:r>
+        <w:t xml:space="preserve"> Прост, недорог и позволяет использовать сменный магнитный носитель. Во многих современных системах используются устройства на базе </w:t>
       </w:r>
       <w:proofErr w:type="spellStart"/>
       <w:r>
-        <w:t>нако</w:t>
+        <w:t>флеш</w:t>
       </w:r>
       <w:proofErr w:type="spellEnd"/>
       <w:r>
-        <w:t xml:space="preserve"> с гораздо большей скоростью. Если в системах старых архитектур любые другие </w:t>
+        <w:t>-</w:t>
+      </w:r>
+      <w:r>
+        <w:t>памяти, а также магнитных носителей иных типов.</w:t>
+      </w:r>
+    </w:p>
+    <w:p>
+      <w:r>
+        <w:t xml:space="preserve">Накопитель на жестких дисках Жесткий диск </w:t>
+      </w:r>
+      <w:r>
+        <w:t xml:space="preserve">- </w:t>
+      </w:r>
+      <w:r>
+        <w:t>самый главный носитель информации в системе.</w:t>
+      </w:r>
+    </w:p>
+    <w:p>
+      <w:r>
+        <w:t>Накопитель CD</w:t>
+      </w:r>
+      <w:r>
+        <w:t>-</w:t>
+      </w:r>
+      <w:r>
+        <w:t>ROM/DVD</w:t>
+      </w:r>
+      <w:r>
+        <w:t>-</w:t>
+      </w:r>
+      <w:r>
+        <w:t xml:space="preserve">ROM (Compact Disc </w:t>
+      </w:r>
+      <w:r>
+        <w:t>–</w:t>
+      </w:r>
+      <w:r>
+        <w:t xml:space="preserve"> компакт</w:t>
+      </w:r>
+      <w:r>
+        <w:t>-</w:t>
+      </w:r>
+      <w:r>
+        <w:t>диск) и DVD</w:t>
+      </w:r>
+      <w:r>
+        <w:t>-</w:t>
+      </w:r>
+      <w:r>
+        <w:t xml:space="preserve">ROM (Digital </w:t>
       </w:r>
       <w:proofErr w:type="spellStart"/>
       <w:r>
-        <w:t>устройH</w:t>
+        <w:t>Versatile</w:t>
       </w:r>
       <w:proofErr w:type="spellEnd"/>
       <w:r>
+        <w:t xml:space="preserve"> Disc </w:t>
+      </w:r>
+      <w:r>
+        <w:t xml:space="preserve">- </w:t>
+      </w:r>
+      <w:r>
+        <w:t xml:space="preserve">цифровой универсальный диск) представляют собой запоминающие устройства относительно большой емкости со сменными носителями и оптической записью информации. </w:t>
+      </w:r>
+    </w:p>
+    <w:p>
+      <w:r>
+        <w:t>Клавиатура</w:t>
+      </w:r>
+      <w:r>
+        <w:t xml:space="preserve">. </w:t>
+      </w:r>
+      <w:r>
+        <w:t>Основное устройство ПК, которое изначально было создано для того, чтобы пользователь мог управлять системой.</w:t>
+      </w:r>
+    </w:p>
+    <w:p>
+      <w:r>
+        <w:t>Мышь</w:t>
+      </w:r>
+      <w:r>
+        <w:t>.</w:t>
+      </w:r>
+      <w:r>
+        <w:t xml:space="preserve"> Хотя на рынке присутствуют различные типы устройств позиционирования, первым и наиболее популярным остается манипулятор типа ‘‘мышь’’</w:t>
+      </w:r>
+      <w:r>
+        <w:t>.</w:t>
+      </w:r>
+      <w:r>
+        <w:t xml:space="preserve"> </w:t>
+      </w:r>
+    </w:p>
+    <w:p>
+      <w:r>
+        <w:t>Видеоадаптер</w:t>
+      </w:r>
+      <w:r>
+        <w:t>.</w:t>
+      </w:r>
+      <w:r>
+        <w:t xml:space="preserve"> Служит для управления отображением информации, которая отображается на мониторе.</w:t>
+      </w:r>
+    </w:p>
+    <w:p>
+      <w:r>
+        <w:t>Монитор (дисплей)</w:t>
+      </w:r>
+      <w:r>
+        <w:t>.</w:t>
+      </w:r>
+    </w:p>
+    <w:p>
+      <w:r>
+        <w:t>Звуковая плата</w:t>
+      </w:r>
+      <w:r>
+        <w:t>.</w:t>
+      </w:r>
+      <w:r>
+        <w:t xml:space="preserve"> Это устройство позволяет ПК генерировать сложные звуки. </w:t>
+      </w:r>
+    </w:p>
+    <w:p>
+      <w:r>
+        <w:t>Сетевой адаптер/модем</w:t>
+      </w:r>
+      <w:r>
+        <w:t>.</w:t>
+      </w:r>
+      <w:r>
+        <w:t xml:space="preserve"> </w:t>
+      </w:r>
+      <w:r>
+        <w:t>Многие модели ПК изначально оснащены сетевым адаптером, а иногда еще и модемом.</w:t>
+      </w:r>
+      <w:r>
+        <w:t xml:space="preserve"> </w:t>
+      </w:r>
+    </w:p>
+    <w:p/>
+    <w:p>
+      <w:pPr>
+        <w:jc w:val="center"/>
+      </w:pPr>
+      <w:r>
+        <w:lastRenderedPageBreak/>
+        <w:t>Типы и спецификации микропроцессоров</w:t>
+      </w:r>
+      <w:r>
+        <w:t>.</w:t>
+      </w:r>
+    </w:p>
+    <w:p>
+      <w:r>
+        <w:t>“Мозгом” персонального компьютера является микропроцессор, или центральный процессор — CPU (Central Processing Unit). Микропроцессор выполняет вычисления и обработку данных (за исключением некоторых математических операций, осуществляемых в компьютерах, имеющих сопроцессор). Пока что он остается самым дорогостоящим компонентом компьютера</w:t>
+      </w:r>
+      <w:r>
+        <w:t xml:space="preserve">, </w:t>
+      </w:r>
+      <w:r>
+        <w:t>правда, стоимость отдельных современных графических адаптеров бывает и выше.</w:t>
+      </w:r>
+      <w:r>
+        <w:t xml:space="preserve"> </w:t>
+      </w:r>
+    </w:p>
+    <w:p/>
+    <w:p>
+      <w:r>
+        <w:t>Эволюция процессоров для ПК</w:t>
+      </w:r>
+      <w:r>
+        <w:t xml:space="preserve"> </w:t>
+      </w:r>
+      <w:r>
+        <w:t>.</w:t>
+      </w:r>
+    </w:p>
+    <w:p>
+      <w:r>
+        <w:t xml:space="preserve">С </w:t>
+      </w:r>
+      <w:r>
+        <w:t xml:space="preserve">момента выхода первого ПК в 1981 году процессорные технологии развивались в четырех </w:t>
+      </w:r>
+      <w:r>
+        <w:t>основных</w:t>
+      </w:r>
+      <w:r>
+        <w:t xml:space="preserve"> направлениях: </w:t>
+      </w:r>
+    </w:p>
+    <w:p>
+      <w:r>
+        <w:rPr>
+          <w:rFonts w:cs="Times New Roman"/>
+        </w:rPr>
+        <w:t></w:t>
+      </w:r>
+      <w:r>
+        <w:t xml:space="preserve"> </w:t>
+      </w:r>
+      <w:r>
+        <w:rPr>
+          <w:rFonts w:cs="Times New Roman"/>
+        </w:rPr>
+        <w:t>увеличение</w:t>
+      </w:r>
+      <w:r>
+        <w:t xml:space="preserve"> </w:t>
+      </w:r>
+      <w:r>
+        <w:rPr>
+          <w:rFonts w:cs="Times New Roman"/>
+        </w:rPr>
+        <w:t>количества</w:t>
+      </w:r>
+      <w:r>
+        <w:t xml:space="preserve"> </w:t>
+      </w:r>
+      <w:r>
+        <w:rPr>
+          <w:rFonts w:cs="Times New Roman"/>
+        </w:rPr>
+        <w:t>транзисторов</w:t>
+      </w:r>
+      <w:r>
+        <w:t xml:space="preserve"> </w:t>
+      </w:r>
+      <w:r>
+        <w:rPr>
+          <w:rFonts w:cs="Times New Roman"/>
+        </w:rPr>
+        <w:t>и</w:t>
+      </w:r>
+      <w:r>
+        <w:t xml:space="preserve"> </w:t>
+      </w:r>
+      <w:r>
+        <w:rPr>
+          <w:rFonts w:cs="Times New Roman"/>
+        </w:rPr>
+        <w:t>плотности</w:t>
+      </w:r>
+      <w:r>
+        <w:t xml:space="preserve"> </w:t>
+      </w:r>
+      <w:r>
+        <w:rPr>
+          <w:rFonts w:cs="Times New Roman"/>
+        </w:rPr>
+        <w:t>их</w:t>
+      </w:r>
+      <w:r>
+        <w:t xml:space="preserve"> </w:t>
+      </w:r>
+      <w:r>
+        <w:rPr>
+          <w:rFonts w:cs="Times New Roman"/>
+        </w:rPr>
+        <w:t>размещения</w:t>
+      </w:r>
+      <w:r>
+        <w:t xml:space="preserve">; </w:t>
+      </w:r>
+    </w:p>
+    <w:p>
+      <w:r>
+        <w:rPr>
+          <w:rFonts w:cs="Times New Roman"/>
+        </w:rPr>
+        <w:t></w:t>
+      </w:r>
+      <w:r>
+        <w:t xml:space="preserve"> </w:t>
+      </w:r>
+      <w:r>
+        <w:rPr>
+          <w:rFonts w:cs="Times New Roman"/>
+        </w:rPr>
+        <w:t>увеличение</w:t>
+      </w:r>
+      <w:r>
+        <w:t xml:space="preserve"> </w:t>
+      </w:r>
+      <w:r>
+        <w:rPr>
+          <w:rFonts w:cs="Times New Roman"/>
+        </w:rPr>
+        <w:t>тактовой</w:t>
+      </w:r>
+      <w:r>
+        <w:t xml:space="preserve"> </w:t>
+      </w:r>
+      <w:r>
+        <w:rPr>
+          <w:rFonts w:cs="Times New Roman"/>
+        </w:rPr>
+        <w:t>частоты</w:t>
+      </w:r>
+      <w:r>
+        <w:t xml:space="preserve">; </w:t>
+      </w:r>
+    </w:p>
+    <w:p>
+      <w:r>
+        <w:rPr>
+          <w:rFonts w:cs="Times New Roman"/>
+        </w:rPr>
+        <w:t></w:t>
+      </w:r>
+      <w:r>
+        <w:t xml:space="preserve"> </w:t>
+      </w:r>
+      <w:r>
+        <w:rPr>
+          <w:rFonts w:cs="Times New Roman"/>
+        </w:rPr>
+        <w:t>увеличение</w:t>
+      </w:r>
+      <w:r>
+        <w:t xml:space="preserve"> </w:t>
+      </w:r>
+      <w:r>
+        <w:rPr>
+          <w:rFonts w:cs="Times New Roman"/>
+        </w:rPr>
+        <w:t>размера</w:t>
+      </w:r>
+      <w:r>
         <w:t xml:space="preserve"> </w:t>
       </w:r>
       <w:proofErr w:type="spellStart"/>
       <w:r>
-        <w:t>ства</w:t>
+        <w:rPr>
+          <w:rFonts w:cs="Times New Roman"/>
+        </w:rPr>
+        <w:t>внутренных</w:t>
       </w:r>
       <w:proofErr w:type="spellEnd"/>
       <w:r>
-        <w:t xml:space="preserve"> могли использовать главную шину, то современные шины предназначены для </w:t>
+        <w:t xml:space="preserve"> </w:t>
       </w:r>
       <w:proofErr w:type="spellStart"/>
       <w:r>
-        <w:t>обеспечеH</w:t>
+        <w:rPr>
+          <w:rFonts w:cs="Times New Roman"/>
+        </w:rPr>
+        <w:t>регисторов</w:t>
       </w:r>
       <w:proofErr w:type="spellEnd"/>
       <w:r>
-        <w:t xml:space="preserve"> </w:t>
+        <w:t xml:space="preserve"> (</w:t>
+      </w:r>
+      <w:r>
+        <w:rPr>
+          <w:rFonts w:cs="Times New Roman"/>
+        </w:rPr>
+        <w:t>разрядности</w:t>
+      </w:r>
+      <w:r>
+        <w:t xml:space="preserve">); </w:t>
+      </w:r>
+    </w:p>
+    <w:p>
+      <w:r>
+        <w:rPr>
+          <w:rFonts w:cs="Times New Roman"/>
+        </w:rPr>
+        <w:t></w:t>
+      </w:r>
+      <w:r>
+        <w:t xml:space="preserve"> </w:t>
+      </w:r>
+      <w:r>
+        <w:rPr>
+          <w:rFonts w:cs="Times New Roman"/>
+        </w:rPr>
+        <w:t>увеличение</w:t>
+      </w:r>
+      <w:r>
+        <w:t xml:space="preserve"> </w:t>
+      </w:r>
+      <w:r>
+        <w:rPr>
+          <w:rFonts w:cs="Times New Roman"/>
+        </w:rPr>
+        <w:t>количества</w:t>
+      </w:r>
+      <w:r>
+        <w:t xml:space="preserve"> </w:t>
+      </w:r>
+      <w:r>
+        <w:rPr>
+          <w:rFonts w:cs="Times New Roman"/>
+        </w:rPr>
+        <w:t>ядер</w:t>
+      </w:r>
+      <w:r>
+        <w:t xml:space="preserve"> </w:t>
+      </w:r>
+      <w:r>
+        <w:rPr>
+          <w:rFonts w:cs="Times New Roman"/>
+        </w:rPr>
+        <w:t>в</w:t>
+      </w:r>
+      <w:r>
+        <w:t xml:space="preserve"> </w:t>
+      </w:r>
+      <w:r>
+        <w:rPr>
+          <w:rFonts w:cs="Times New Roman"/>
+        </w:rPr>
+        <w:t>одной</w:t>
+      </w:r>
+      <w:r>
+        <w:t xml:space="preserve"> </w:t>
+      </w:r>
+      <w:r>
+        <w:rPr>
+          <w:rFonts w:cs="Times New Roman"/>
+        </w:rPr>
+        <w:t>микросхеме</w:t>
+      </w:r>
+      <w:r>
+        <w:t>.</w:t>
+      </w:r>
+      <w:r>
+        <w:t xml:space="preserve"> </w:t>
+      </w:r>
+    </w:p>
+    <w:p/>
+    <w:p>
+      <w:r>
+        <w:t>В 1998 году компания Intel впервые интегрировала кэш</w:t>
+      </w:r>
+      <w:r>
+        <w:t>-</w:t>
+      </w:r>
+      <w:r>
+        <w:t xml:space="preserve">память L2 непосредственно в кристалл процессора (при этом память работала на частоте ядра), что позволило кардинально увеличить производительность. Впервые это было реализовано во втором поколении процессоров Celeron (базирующихся на ядре Pentium II), а также в процессоре Pentium IIPE, который применялся в портативных системах. Первый производительный процессор с </w:t>
+      </w:r>
+      <w:r>
+        <w:t>интегрированной</w:t>
+      </w:r>
+      <w:r>
+        <w:t xml:space="preserve"> кэш</w:t>
+      </w:r>
+      <w:r>
+        <w:t>-</w:t>
+      </w:r>
+      <w:r>
+        <w:t xml:space="preserve">памятью L2, работающей на частоте ядра, предназначенный для производительных ПК, был представлен в конце 1999 года. Это был процессор Pentium III второго поколения на ядре </w:t>
       </w:r>
       <w:proofErr w:type="spellStart"/>
       <w:r>
-        <w:t>ния</w:t>
+        <w:t>Coppermine</w:t>
       </w:r>
       <w:proofErr w:type="spellEnd"/>
       <w:r>
-        <w:t xml:space="preserve"> взаимодействия исключительно процессора и набора микросхем.</w:t>
+        <w:t>. После этого уже все основные производители процессоров интегрировали</w:t>
+      </w:r>
+      <w:r>
+        <w:t xml:space="preserve"> </w:t>
+      </w:r>
+      <w:r>
+        <w:t>кэш</w:t>
+      </w:r>
+      <w:r>
+        <w:t>-</w:t>
+      </w:r>
+      <w:r>
+        <w:t>память L2 (и даже L3) в кристалл процессора; данный подход применяется и в настоящее время.</w:t>
+      </w:r>
+      <w:r>
+        <w:t xml:space="preserve"> </w:t>
       </w:r>
     </w:p>
     <w:p/>
     <w:p>
       <w:r>
-        <w:t xml:space="preserve">Разрядность шины данных является главным определяющим фактором конструкции материнской платы и памяти, поскольку именно этот показатель </w:t>
+        <w:t>В 2002 году Intel выпустила Pentium 4 с частотой 3,06 ГГц — первый процессор, преодолевший рубеж в 3 ГГц и поддерживающий технологию Intel Hyper</w:t>
+      </w:r>
+      <w:r>
+        <w:t>-</w:t>
       </w:r>
       <w:proofErr w:type="spellStart"/>
       <w:r>
-        <w:t>опH</w:t>
+        <w:t>Threading</w:t>
       </w:r>
       <w:proofErr w:type="spellEnd"/>
       <w:r>
-        <w:t xml:space="preserve"> </w:t>
+        <w:t xml:space="preserve"> (HT), которая превращала процессор в виртуальную двухпроцессорную конфигурацию. Запуская два потока приложения одновременно, процессоры с поддержкой технологии HT выполняли задания на 25–40% быстрее процессоров, которые не поддерживали данную технологию. Это явилось стимулом для программистов, которые начали создавать приложения с поддержкой многопоточности, что окажется кстати при выходе настоящих многоядерных процессоров, которые будут выпущены через некоторое время.</w:t>
+      </w:r>
+    </w:p>
+    <w:p/>
+    <w:p>
+      <w:r>
+        <w:t>В 2005 году компании Intel и AMD выпустили свои первые двухъядерные процессоры; фактически два процессора были интегрированы в одной микросхеме. Хотя системные платы с поддержкой двух или более процессоров широко использовались в серверах на протяжении многих лет, многоядерные конфигурации впервые стали доступны и в домашних компьютерах. Вместо того чтобы пытаться и дальше наращивать тактовую частоту, как это делалось прежде, объединение двух или более процессоров в одной микросхеме позволило решать больше задач за меньшее время; при этом были снижены энергопотребление и тепловыделение.</w:t>
+      </w:r>
+    </w:p>
+    <w:p/>
+    <w:p>
+      <w:r>
+        <w:t xml:space="preserve">Персональные компьютеры прошли долгий путь развития. Первый используемый в ПК процессор 8088 содержал 29 тыс. транзисторов и работал с частотой 4,77 МГц. Процессор AMD </w:t>
       </w:r>
       <w:proofErr w:type="spellStart"/>
       <w:r>
-        <w:t>ределяет</w:t>
+        <w:t>Phenom</w:t>
       </w:r>
       <w:proofErr w:type="spellEnd"/>
       <w:r>
-        <w:t>, сколько битов можно передать за один цикл на микропроцессор и получить от него</w:t>
-      </w:r>
-    </w:p>
-    <w:p>
-      <w:r>
-        <w:t xml:space="preserve">Основные компоненты ПК </w:t>
-      </w:r>
-    </w:p>
-    <w:p>
-      <w:r>
-        <w:t xml:space="preserve">Системная плата Центральная часть системы, к которой подключаются все аппаратные компоненты ПК. Системные платы подробно рассматриваются в главе 4 </w:t>
-      </w:r>
-      <w:proofErr w:type="gramStart"/>
-      <w:r>
-        <w:t>Процессор</w:t>
-      </w:r>
-      <w:proofErr w:type="gramEnd"/>
-      <w:r>
-        <w:t xml:space="preserve"> Это ‘‘двигатель’’ компьютера. Его называют также центральным процессором, или CPU (</w:t>
+        <w:t xml:space="preserve"> II содержит больше 758 млн. транзисторов и работает на частоте 3,4 ГГц, процессор Intel Core i5/i7 работает с частотой до 3,33 ГГц и содержит до 774 млн. транзисторов. Многоядерная архитектура и постоянно растущий объем кэш</w:t>
+      </w:r>
+      <w:r>
+        <w:t>-</w:t>
+      </w:r>
+      <w:r>
+        <w:t>памяти второго уровня приводят к постоянному росту количества транзисторов. Скоро эта отметка перевалит за один миллиард. Все это является практическим подтверждением закона Мура, в соответствии с которым быстродействие процессоров и количество содержащихся в них транзисторов удваивается каждые полтора</w:t>
+      </w:r>
+      <w:r>
+        <w:t>-</w:t>
+      </w:r>
+      <w:r>
+        <w:t>два года.</w:t>
+      </w:r>
+    </w:p>
+    <w:p>
+      <w:pPr>
+        <w:jc w:val="center"/>
+      </w:pPr>
+      <w:r>
+        <w:t>Параметры процессоров</w:t>
+      </w:r>
+      <w:r>
+        <w:t>.</w:t>
+      </w:r>
+    </w:p>
+    <w:p>
+      <w:r>
+        <w:t>Процессоры можно классифицировать по двум основным параметрам: разрядности и быстродействию.</w:t>
+      </w:r>
+    </w:p>
+    <w:p>
+      <w:r>
+        <w:t>Быстродействие процессора</w:t>
+      </w:r>
+      <w:r>
+        <w:t xml:space="preserve"> </w:t>
+      </w:r>
+      <w:r>
+        <w:t>– простой параметр -</w:t>
+      </w:r>
+      <w:r>
+        <w:t xml:space="preserve"> </w:t>
+      </w:r>
+      <w:r>
+        <w:t xml:space="preserve">измеряется в мегагерцах (МГц); 1 МГц равен миллиону тактов в секунду. Чем выше быстродействие, тем лучше </w:t>
+      </w:r>
+      <w:r>
+        <w:t xml:space="preserve">- </w:t>
+      </w:r>
+      <w:r>
+        <w:t>тем быстрее работает процессор.</w:t>
+      </w:r>
+    </w:p>
+    <w:p/>
+    <w:p>
+      <w:r>
+        <w:t xml:space="preserve">Разрядность процессора — параметр более </w:t>
+      </w:r>
+      <w:r>
+        <w:t>сложный</w:t>
+      </w:r>
+      <w:r>
+        <w:t xml:space="preserve">. В процессор входят три важных устройства, основной характеристикой каждого из которых является разрядность: </w:t>
+      </w:r>
+    </w:p>
+    <w:p>
+      <w:r>
+        <w:rPr>
+          <w:rFonts w:cs="Times New Roman"/>
+        </w:rPr>
+        <w:t></w:t>
+      </w:r>
+      <w:r>
+        <w:t xml:space="preserve"> </w:t>
+      </w:r>
+      <w:r>
+        <w:rPr>
+          <w:rFonts w:cs="Times New Roman"/>
+        </w:rPr>
+        <w:t>шина</w:t>
+      </w:r>
+      <w:r>
+        <w:t xml:space="preserve"> </w:t>
+      </w:r>
+      <w:r>
+        <w:rPr>
+          <w:rFonts w:cs="Times New Roman"/>
+        </w:rPr>
+        <w:t>ввода</w:t>
+      </w:r>
+      <w:r>
+        <w:t xml:space="preserve"> </w:t>
+      </w:r>
+      <w:r>
+        <w:rPr>
+          <w:rFonts w:cs="Times New Roman"/>
+        </w:rPr>
+        <w:t>и</w:t>
+      </w:r>
+      <w:r>
+        <w:t xml:space="preserve"> </w:t>
+      </w:r>
+      <w:r>
+        <w:rPr>
+          <w:rFonts w:cs="Times New Roman"/>
+        </w:rPr>
+        <w:t>вывода</w:t>
+      </w:r>
+      <w:r>
+        <w:t xml:space="preserve"> </w:t>
+      </w:r>
+      <w:r>
+        <w:rPr>
+          <w:rFonts w:cs="Times New Roman"/>
+        </w:rPr>
+        <w:t>данных</w:t>
+      </w:r>
+      <w:r>
+        <w:t xml:space="preserve">; </w:t>
+      </w:r>
+      <w:r>
+        <w:rPr>
+          <w:rFonts w:cs="Times New Roman"/>
+        </w:rPr>
+        <w:t></w:t>
+      </w:r>
+      <w:r>
+        <w:t xml:space="preserve"> </w:t>
+      </w:r>
+      <w:r>
+        <w:rPr>
+          <w:rFonts w:cs="Times New Roman"/>
+        </w:rPr>
+        <w:t>шина</w:t>
+      </w:r>
+      <w:r>
+        <w:t xml:space="preserve"> </w:t>
+      </w:r>
+      <w:r>
+        <w:rPr>
+          <w:rFonts w:cs="Times New Roman"/>
+        </w:rPr>
+        <w:t>адреса</w:t>
+      </w:r>
+      <w:r>
+        <w:t xml:space="preserve"> </w:t>
+      </w:r>
+      <w:r>
+        <w:rPr>
+          <w:rFonts w:cs="Times New Roman"/>
+        </w:rPr>
+        <w:t>памяти</w:t>
+      </w:r>
+      <w:r>
+        <w:t xml:space="preserve">; </w:t>
+      </w:r>
+      <w:r>
+        <w:rPr>
+          <w:rFonts w:cs="Times New Roman"/>
+        </w:rPr>
+        <w:t></w:t>
+      </w:r>
+      <w:r>
+        <w:t xml:space="preserve"> </w:t>
+      </w:r>
+      <w:r>
+        <w:rPr>
+          <w:rFonts w:cs="Times New Roman"/>
+        </w:rPr>
+        <w:t>внутренние</w:t>
+      </w:r>
+      <w:r>
+        <w:t xml:space="preserve"> </w:t>
+      </w:r>
+      <w:r>
+        <w:rPr>
+          <w:rFonts w:cs="Times New Roman"/>
+        </w:rPr>
+        <w:t>регистры</w:t>
+      </w:r>
+      <w:r>
+        <w:t>.</w:t>
+      </w:r>
+    </w:p>
+    <w:p/>
+    <w:p>
+      <w:r>
+        <w:t>Следует заметить, что шину данных процессора также называют</w:t>
+      </w:r>
+      <w:r>
+        <w:t>:</w:t>
+      </w:r>
+      <w:r>
+        <w:t xml:space="preserve"> </w:t>
+      </w:r>
+    </w:p>
+    <w:p>
+      <w:r>
+        <w:t xml:space="preserve">- </w:t>
+      </w:r>
+      <w:r>
+        <w:t xml:space="preserve">передней шиной (Front Side </w:t>
       </w:r>
       <w:proofErr w:type="spellStart"/>
       <w:r>
-        <w:t>central</w:t>
+        <w:t>Bus</w:t>
       </w:r>
       <w:proofErr w:type="spellEnd"/>
       <w:r>
-        <w:t xml:space="preserve"> </w:t>
+        <w:t xml:space="preserve"> — FSB), </w:t>
+      </w:r>
+    </w:p>
+    <w:p>
+      <w:r>
+        <w:t xml:space="preserve">- </w:t>
+      </w:r>
+      <w:r>
+        <w:t xml:space="preserve">внутренней шиной процессора (Processor Side </w:t>
       </w:r>
       <w:proofErr w:type="spellStart"/>
       <w:r>
-        <w:t>processing</w:t>
+        <w:t>Bus</w:t>
       </w:r>
       <w:proofErr w:type="spellEnd"/>
       <w:r>
-        <w:t xml:space="preserve"> </w:t>
+        <w:t xml:space="preserve"> — PSB) </w:t>
+      </w:r>
+    </w:p>
+    <w:p>
+      <w:r>
+        <w:t xml:space="preserve">- </w:t>
+      </w:r>
+      <w:r>
+        <w:t xml:space="preserve">или просто шиной ЦПУ. </w:t>
+      </w:r>
+    </w:p>
+    <w:p>
+      <w:r>
+        <w:t>Все эти термины обозначают шину, соединяющую процессор с основными компонентами набора микросхем системной платы (северный мост или концентратор контроллера памяти)</w:t>
+      </w:r>
+      <w:r>
+        <w:t>.</w:t>
+      </w:r>
+    </w:p>
+    <w:p>
+      <w:r>
+        <w:t>Компания Intel отдает предпочтение терминам FSB и PSB, в то время как в AMD используют исключительно обозначение FSB. Безусловно, можно использовать и просто название шина процессора/ЦПУ — менее сложный и в то же время достоверный термин.</w:t>
+      </w:r>
+    </w:p>
+    <w:p/>
+    <w:p>
+      <w:r>
+        <w:t>Понятие разрядности процессоров может вызвать некоторую путаницу. Все современные процессоры имеют 64</w:t>
+      </w:r>
+      <w:r>
+        <w:t>-</w:t>
+      </w:r>
+      <w:r>
+        <w:t>разрядную шину данных, однако это не делает их действительно 64</w:t>
+      </w:r>
+      <w:r>
+        <w:t>-</w:t>
+      </w:r>
+      <w:r>
+        <w:t>разрядными. Такие процессоры, как Pentium 4 и Athlon XP, являются 32</w:t>
+      </w:r>
+      <w:r>
+        <w:t>-</w:t>
+      </w:r>
+      <w:r>
+        <w:t>разрядными — именно такую разрядность имеют их внутренние регистры. В то же время шины ввода</w:t>
+      </w:r>
+      <w:r>
+        <w:t>-</w:t>
+      </w:r>
+      <w:r>
+        <w:t>вывода процессора являются 64</w:t>
+      </w:r>
+      <w:r>
+        <w:t>-</w:t>
+      </w:r>
+      <w:r>
+        <w:t>разрядными, а шины адреса — 32</w:t>
+      </w:r>
+      <w:r>
+        <w:t>-</w:t>
+      </w:r>
+      <w:r>
+        <w:t>разрядными</w:t>
+      </w:r>
+      <w:r>
+        <w:t xml:space="preserve">. </w:t>
+      </w:r>
+      <w:r>
+        <w:t>Процессоры семейства Core 2, AMD Opteron и Athlon 64 являются полноценными 64</w:t>
+      </w:r>
+      <w:r>
+        <w:t>-</w:t>
+      </w:r>
+      <w:r>
+        <w:t>разрядными процессорами, поскольку имеют также 64</w:t>
+      </w:r>
+      <w:r>
+        <w:t>-</w:t>
+      </w:r>
+      <w:r>
+        <w:t>разрядные внутренние регистры</w:t>
+      </w:r>
+      <w:r>
+        <w:t>.</w:t>
+      </w:r>
+    </w:p>
+    <w:p/>
+    <w:p/>
+    <w:p/>
+    <w:p>
+      <w:r>
+        <w:lastRenderedPageBreak/>
+        <w:t>Шина данных</w:t>
+      </w:r>
+      <w:r>
+        <w:t>.</w:t>
+      </w:r>
+    </w:p>
+    <w:p>
+      <w:r>
+        <w:t>Производительность и разрядность внешней шины данных являются основными характеристиками центрального процессора, определяющими быстродействие, с которым данные передаются в процессор или из него.</w:t>
+      </w:r>
+    </w:p>
+    <w:p>
+      <w:r>
+        <w:t>Данные в компьютере передаются в виде цифр через одинаковые промежутки времени. Для передачи единичного бита данных в определенный временной интервал посылается сигнал напряжения высокого уровня (около 5 В), а для передачи нулевого бита данных — сигнал напряжения низкого уровня (около 0 В).</w:t>
+      </w:r>
+    </w:p>
+    <w:p/>
+    <w:p>
+      <w:r>
+        <w:t xml:space="preserve">Чем больше линий, тем больше битов можно </w:t>
       </w:r>
       <w:proofErr w:type="spellStart"/>
       <w:r>
-        <w:t>unit</w:t>
+        <w:t>переH</w:t>
       </w:r>
       <w:proofErr w:type="spellEnd"/>
       <w:r>
-        <w:t xml:space="preserve">). Микропроцессоры рассматриваются в главе 3 </w:t>
-      </w:r>
-      <w:proofErr w:type="gramStart"/>
-      <w:r>
-        <w:t>Оперативная память</w:t>
-      </w:r>
-      <w:proofErr w:type="gramEnd"/>
-      <w:r>
-        <w:t xml:space="preserve"> </w:t>
+        <w:t xml:space="preserve"> дать за одно и то же время.</w:t>
+      </w:r>
+    </w:p>
+    <w:p/>
+    <w:p>
+      <w:r>
+        <w:t>Современные процессоры, имеют 64</w:t>
+      </w:r>
+      <w:r>
+        <w:t>-</w:t>
+      </w:r>
+      <w:r>
+        <w:t>разрядные внешние шины данных. Это означает, что все эти процессоры могут передавать в системную память (или получать из нее)</w:t>
+      </w:r>
+      <w:r>
+        <w:t xml:space="preserve"> </w:t>
+      </w:r>
+      <w:r>
+        <w:t>одновременно 64 бит (8 байт) данных.</w:t>
+      </w:r>
+    </w:p>
+    <w:p/>
+    <w:p>
+      <w:r>
+        <w:t>Представим себе, что шина — это автомагистраль с движущимися по ней автомобилями. Если автомагистраль имеет всего по одной полосе движения в каждую сторону, то по ней в одном направлении в определенный момент времени может проехать только одна машина. Если вы хотите увеличить пропускную способность дороги, например вдвое, вам придется ее расширить, добавив еще по одной полосе движения в каждом направлении. По мере развития процессоров количество “полос” возрастало. 8</w:t>
+      </w:r>
+      <w:r>
+        <w:t>-</w:t>
+      </w:r>
+      <w:r>
+        <w:t>разрядный процессор можно сравнить с однополосной дорогой, поскольку за один раз передается один байт информации (1 байт равен 8 битам). 16</w:t>
+      </w:r>
+      <w:r>
+        <w:t>-</w:t>
+      </w:r>
+      <w:r>
+        <w:t>разрядный процессор, способный обрабатывать по два байта, можно сравнить с двухполосной дорогой. Четырехполосная дорога с двумя полосами в каждом направлении — аналог 32</w:t>
+      </w:r>
+      <w:r>
+        <w:t>-</w:t>
+      </w:r>
+      <w:r>
+        <w:t>разрядной шины, способной передавать по четыре байта информации за раз. Продолжая развивать данную аналогию, 64</w:t>
+      </w:r>
+      <w:r>
+        <w:t>-</w:t>
+      </w:r>
+      <w:r>
+        <w:t>разрядную шину можно сравнить с восьмиполосным шоссе, по которому данные передаются в процессор и обратно.</w:t>
+      </w:r>
+    </w:p>
+    <w:p/>
+    <w:p>
+      <w:r>
+        <w:t>В</w:t>
+      </w:r>
+      <w:r>
+        <w:t xml:space="preserve"> новых процессорах</w:t>
+      </w:r>
+      <w:r>
+        <w:t xml:space="preserve"> реализована </w:t>
+      </w:r>
+      <w:r>
+        <w:t>возможность использования нескольких шин для различных задач. Традиционная процессорная архитектура предполагала передачу всех данных по одной шине. Сейчас же для обмена данными с набором микросхем, памятью и разъемами графических карт используются разные физические шины</w:t>
+      </w:r>
+      <w:r>
+        <w:t>.</w:t>
+      </w:r>
+    </w:p>
+    <w:p/>
+    <w:p>
+      <w:r>
+        <w:t>Шина адреса</w:t>
+      </w:r>
+      <w:r>
+        <w:t xml:space="preserve"> (</w:t>
       </w:r>
       <w:proofErr w:type="spellStart"/>
       <w:r>
-        <w:t>Память</w:t>
+        <w:t>стр</w:t>
       </w:r>
       <w:proofErr w:type="spellEnd"/>
       <w:r>
-        <w:t xml:space="preserve"> системы часто называют оперативной или памятью с произвольным доступом (</w:t>
-      </w:r>
-      <w:proofErr w:type="spellStart"/>
-      <w:r>
-        <w:t>Random</w:t>
-      </w:r>
-      <w:proofErr w:type="spellEnd"/>
-      <w:r>
-        <w:t xml:space="preserve"> Access Memory LLLL RAM). Это основная память, в которую записываются все программы и данные, используемые процессором в работе. Более подробная информация приведена в главе 6 </w:t>
-      </w:r>
-      <w:proofErr w:type="gramStart"/>
-      <w:r>
-        <w:t>Корпус/шасси</w:t>
-      </w:r>
-      <w:proofErr w:type="gramEnd"/>
-      <w:r>
-        <w:t xml:space="preserve"> Это рама (или шасси), к которой крепятся системная плата, блок питания, дисководы, платы адаптеров и любые другие компоненты системы. Корпуса подробно рассматриваются в главе 18 Блоки </w:t>
-      </w:r>
-      <w:proofErr w:type="gramStart"/>
-      <w:r>
-        <w:t>питания</w:t>
-      </w:r>
-      <w:proofErr w:type="gramEnd"/>
-      <w:r>
-        <w:t xml:space="preserve"> От блока питания электрическое напряжение подается к каждому отдельному компоненту ПК. Блоки питания подробно рассматриваются в главе 18 Дисковод гибких дисков Прост, недорог и позволяет использовать сменный магнитный носитель. Во многих современных системах используются устройства на базе </w:t>
-      </w:r>
-      <w:proofErr w:type="spellStart"/>
-      <w:r>
-        <w:t>флешLпамяти</w:t>
-      </w:r>
-      <w:proofErr w:type="spellEnd"/>
-      <w:r>
-        <w:t xml:space="preserve">, а также магнитных носителей иных типов. Подробно накопители на съемных носителях описаны в главе 10 Накопитель на </w:t>
+        <w:t xml:space="preserve"> 51.)</w:t>
+      </w:r>
+    </w:p>
+    <w:p>
+      <w:r>
+        <w:t>Шина адреса представляет собой набор проводников, по которым передается адрес ячейки памяти, в которую или из которой пересылаются данные. Как и в шине данных, по каждому проводнику передается один бит, соответствующий одной цифре в адресе. Увеличение количества проводников (разрядов), используемых для формирования адреса, позволяет увеличить количество адресуемых ячеек. Разрядность шины адреса определяет максимальный объем памяти, адресуемой процессором. Представьте себе следующее. Если шина данных сравнивалась с автострадой, а ее разрядность — с количеством полос движения, то шину адреса можно ассоциировать с нумерацией домов или улиц. Количество линий в шине эквивалентно количеству цифр в номере дома. Например, если на какой</w:t>
+      </w:r>
+      <w:r>
+        <w:t>-</w:t>
+      </w:r>
+      <w:r>
+        <w:t xml:space="preserve">то гипотетической улице номера домов не могут состоять более чем из двух цифр </w:t>
       </w:r>
       <w:r>
         <w:lastRenderedPageBreak/>
-        <w:t xml:space="preserve">жестких дисках Жесткий диск LLLL самый главный носитель информации в системе. Накопители на жестких дисках подробно рассматриваются в главе 9 Накопитель CDLROM/DVDL ROM Накопители CDLROM (Compact Disc LLLL </w:t>
-      </w:r>
-      <w:proofErr w:type="spellStart"/>
-      <w:r>
-        <w:t>компактLдиск</w:t>
-      </w:r>
-      <w:proofErr w:type="spellEnd"/>
-      <w:r>
-        <w:t xml:space="preserve">) и DVDLROM (Digital </w:t>
-      </w:r>
-      <w:proofErr w:type="spellStart"/>
-      <w:r>
-        <w:t>Versatile</w:t>
-      </w:r>
-      <w:proofErr w:type="spellEnd"/>
-      <w:r>
-        <w:t xml:space="preserve"> Disc LLLL цифровой универсальный диск) представляют собой запоминающие устройства относительно большой емкости со сменными носителями и оптической записью информации. Оптические накопители подробно рассматриваются в главе 11</w:t>
-      </w:r>
-    </w:p>
-    <w:p>
-      <w:r>
-        <w:t xml:space="preserve">Клавиатура Основное устройство ПК, которое изначально было создано для того, чтобы пользователь мог управлять системой. О клавиатурах речь идет в главе 15 </w:t>
-      </w:r>
-      <w:proofErr w:type="gramStart"/>
-      <w:r>
-        <w:t>Мышь</w:t>
-      </w:r>
-      <w:proofErr w:type="gramEnd"/>
-      <w:r>
-        <w:t xml:space="preserve"> Хотя на рынке присутствуют различные типы устройств позиционирования, первым и наиболее популярным остается манипулятор типа ‘‘мышь’’, который подробно описывается в главе 15 Видеоадаптер* Служит для управления отображением информации, которая отображается на мониторе. Видеоадаптеры подробно рассматриваются в главе 12 Монитор (дисплей) Подробная информация приведена в главе 13 Звуковая плата* Это устройство позволяет ПК генерировать сложные звуки. Звуковые платы и акустические системы подробно описаны в главе 13 Сетевой адаптер/модем* Многие модели ПК изначально оснащены сетевым адаптером, а иногда </w:t>
-      </w:r>
-      <w:proofErr w:type="spellStart"/>
-      <w:r>
-        <w:t>ещ</w:t>
-      </w:r>
-      <w:proofErr w:type="spellEnd"/>
+        <w:t>(десятичных), то количество домов на ней не может быть больше ста (от 00 до 99), т.е. 102 . При трехзначных номерах количество возможных адресов возрастает до 103 (от 000 до 999) и т.д.</w:t>
+      </w:r>
+    </w:p>
+    <w:p>
+      <w:r>
+        <w:t>В компьютерах применяется двоичная система счисления, поэтому при 2</w:t>
+      </w:r>
+      <w:r>
+        <w:t>-</w:t>
+      </w:r>
+      <w:r>
+        <w:t>разрядной адресации можно выбрать только четыре ячейки (с адресами 00, 01, 10 и 11), т.е. 2</w:t>
+      </w:r>
+      <w:r>
+        <w:rPr>
+          <w:vertAlign w:val="superscript"/>
+        </w:rPr>
+        <w:t>2</w:t>
+      </w:r>
+      <w:r>
+        <w:t>, при 3</w:t>
+      </w:r>
+      <w:r>
+        <w:t>-</w:t>
+      </w:r>
+      <w:r>
+        <w:t>разрядной — восемь (от 000 до 111), т.е. 2</w:t>
+      </w:r>
+      <w:r>
+        <w:rPr>
+          <w:vertAlign w:val="superscript"/>
+        </w:rPr>
+        <w:t>3</w:t>
+      </w:r>
+      <w:r>
+        <w:t xml:space="preserve"> , и т.д. К примеру, в процессорах 8086 и 8088 используется 20</w:t>
+      </w:r>
+      <w:r>
+        <w:t>-</w:t>
+      </w:r>
+      <w:r>
+        <w:t>разрядная шина адреса, поэтому они могут адресовать 220 (1048576) байт, или 1 Мбайт памяти.</w:t>
+      </w:r>
+    </w:p>
+    <w:p/>
+    <w:p>
+      <w:r>
+        <w:t>Шины данных и адреса независимы, и разработчики микросхем выбирают их разрядность по своему усмотрению, но, как правило, чем больше разрядов в шине данных, тем больше их и в шине адреса. Разрядность этих шин является показателем возможностей процессора: количество разрядов в шине данных определяет способности процессора в обмене информацией, а разрядность шины адреса — объем памяти, с которым он может работать</w:t>
+      </w:r>
+      <w:r>
+        <w:t>.</w:t>
+      </w:r>
+    </w:p>
+    <w:p/>
+    <w:p>
+      <w:r>
+        <w:t>Внутренние регистры (внутренняя шина данных)</w:t>
+      </w:r>
+      <w:r>
+        <w:t>.</w:t>
+      </w:r>
+    </w:p>
+    <w:p>
+      <w:r>
+        <w:t>Количество битов данных, которые может обработать процессор за один прием, характеризуется разрядностью внутренних регистров. Регистр — это, по существу, ячейка памяти внутри процессора; например, процессор может складывать числа, записанные в двух различных регистрах, а результат сохранять в третьем регистре. Разрядность регистра определяет количество разрядов данных, обрабатываемых процессором, а также характеристики программного обеспечения и команд, выполняемых чипом. Например, процессоры с 32</w:t>
+      </w:r>
+      <w:r>
+        <w:t>-</w:t>
+      </w:r>
+      <w:r>
+        <w:t>разрядными внутренними регистрами могут выполнять 32</w:t>
+      </w:r>
+      <w:r>
+        <w:t>-</w:t>
+      </w:r>
+      <w:r>
+        <w:t>разрядные команды, которые обрабатывают данные 32</w:t>
+      </w:r>
+      <w:r>
+        <w:t>-</w:t>
+      </w:r>
+      <w:r>
+        <w:t>разрядными порциями, а процессоры с 16</w:t>
+      </w:r>
+      <w:r>
+        <w:t>-</w:t>
+      </w:r>
+      <w:r>
+        <w:t>разрядными регистрами этого делать не могут. Процессоры, начиная с 386 и заканчивая Pentium 4, имели 32</w:t>
+      </w:r>
+      <w:r>
+        <w:t>-</w:t>
+      </w:r>
+      <w:r>
+        <w:t>разрядные регистры и поэтому могли обеспечивать работу одних и тех же 32</w:t>
+      </w:r>
+      <w:r>
+        <w:t>-</w:t>
+      </w:r>
+      <w:r>
+        <w:t>разрядных приложений. Процессоры Core 2 и Athlon 64 имеют как 32</w:t>
+      </w:r>
+      <w:r>
+        <w:t>-</w:t>
+      </w:r>
+      <w:r>
+        <w:t>, так и 64</w:t>
+      </w:r>
+      <w:r>
+        <w:t>-</w:t>
+      </w:r>
+      <w:r>
+        <w:t>разрядные регистры; это значит, что на них можно запускать существующие 32</w:t>
+      </w:r>
+      <w:r>
+        <w:t>-</w:t>
+      </w:r>
+      <w:r>
+        <w:t>разрядные приложения и их новые 64</w:t>
+      </w:r>
+      <w:r>
+        <w:t>-</w:t>
+      </w:r>
+      <w:r>
+        <w:t>разрядные версии.</w:t>
+      </w:r>
+    </w:p>
+    <w:p/>
+    <w:p>
+      <w:r>
+        <w:t>Режимы процессора.</w:t>
+      </w:r>
+    </w:p>
+    <w:p>
+      <w:r>
+        <w:t>Все 32</w:t>
+      </w:r>
+      <w:r>
+        <w:t>-</w:t>
+      </w:r>
+      <w:r>
+        <w:t>разрядные и более поздние процессоры могут выполнять программы в нескольких режимах. Режимы процессора предназначены для выполнения программ в различных средах; в разных режимах возможности чипа неодинаковы, потому что команды выполняются по</w:t>
+      </w:r>
+      <w:r>
+        <w:t>-</w:t>
+      </w:r>
+      <w:r>
+        <w:t>разному. В зависимости от режима процессора изменяется схема управления памятью системы и задачами.</w:t>
+      </w:r>
+    </w:p>
+    <w:p>
+      <w:r>
+        <w:t xml:space="preserve">Этот раздел решила пропустить пока – стр. 56 </w:t>
+      </w:r>
+      <w:r>
+        <w:t>–</w:t>
+      </w:r>
+      <w:r>
+        <w:t xml:space="preserve"> </w:t>
+      </w:r>
+      <w:r>
+        <w:t>60.</w:t>
+      </w:r>
+    </w:p>
+    <w:p/>
+    <w:p/>
+    <w:p>
       <w:r>
         <w:br w:type="page"/>
       </w:r>
@@ -255,7 +1277,7 @@
     <w:p/>
     <w:sectPr>
       <w:pgSz w:w="11906" w:h="16838" w:code="9"/>
-      <w:pgMar w:top="1134" w:right="851" w:bottom="1134" w:left="1701" w:header="709" w:footer="709" w:gutter="0"/>
+      <w:pgMar w:top="284" w:right="424" w:bottom="142" w:left="284" w:header="709" w:footer="709" w:gutter="0"/>
       <w:cols w:space="708"/>
       <w:docGrid w:linePitch="360"/>
     </w:sectPr>

--- a/Железо.docx
+++ b/Железо.docx
@@ -52,31 +52,7 @@
         <w:t>.</w:t>
       </w:r>
       <w:r>
-        <w:t xml:space="preserve"> Это ‘‘двигатель’’ компьютера. Его называют также центральным процессором, или CPU (</w:t>
-      </w:r>
-      <w:proofErr w:type="spellStart"/>
-      <w:r>
-        <w:t>central</w:t>
-      </w:r>
-      <w:proofErr w:type="spellEnd"/>
-      <w:r>
-        <w:t xml:space="preserve"> </w:t>
-      </w:r>
-      <w:proofErr w:type="spellStart"/>
-      <w:r>
-        <w:t>processing</w:t>
-      </w:r>
-      <w:proofErr w:type="spellEnd"/>
-      <w:r>
-        <w:t xml:space="preserve"> </w:t>
-      </w:r>
-      <w:proofErr w:type="spellStart"/>
-      <w:r>
-        <w:t>unit</w:t>
-      </w:r>
-      <w:proofErr w:type="spellEnd"/>
-      <w:r>
-        <w:t>).</w:t>
+        <w:t xml:space="preserve"> Это ‘‘двигатель’’ компьютера. Его называют также центральным процессором, или CPU (central processing unit).</w:t>
       </w:r>
     </w:p>
     <w:p>
@@ -87,23 +63,7 @@
         <w:t>.</w:t>
       </w:r>
       <w:r>
-        <w:t xml:space="preserve"> </w:t>
-      </w:r>
-      <w:proofErr w:type="spellStart"/>
-      <w:r>
-        <w:t>Память</w:t>
-      </w:r>
-      <w:proofErr w:type="spellEnd"/>
-      <w:r>
-        <w:t xml:space="preserve"> системы часто называют оперативной или памятью с произвольным доступом (</w:t>
-      </w:r>
-      <w:proofErr w:type="spellStart"/>
-      <w:r>
-        <w:t>Random</w:t>
-      </w:r>
-      <w:proofErr w:type="spellEnd"/>
-      <w:r>
-        <w:t xml:space="preserve"> Access Memory LLLL RAM). Это основная память, в которую записываются все программы и данные, используемые процессором в работе. </w:t>
+        <w:t xml:space="preserve"> Память системы часто называют оперативной или памятью с произвольным доступом (Random Access Memory LLLL RAM). Это основная память, в которую записываются все программы и данные, используемые процессором в работе. </w:t>
       </w:r>
     </w:p>
     <w:p>
@@ -136,13 +96,8 @@
         <w:t>.</w:t>
       </w:r>
       <w:r>
-        <w:t xml:space="preserve"> Прост, недорог и позволяет использовать сменный магнитный носитель. Во многих современных системах используются устройства на базе </w:t>
-      </w:r>
-      <w:proofErr w:type="spellStart"/>
-      <w:r>
-        <w:t>флеш</w:t>
-      </w:r>
-      <w:proofErr w:type="spellEnd"/>
+        <w:t xml:space="preserve"> Прост, недорог и позволяет использовать сменный магнитный носитель. Во многих современных системах используются устройства на базе флеш</w:t>
+      </w:r>
       <w:r>
         <w:t>-</w:t>
       </w:r>
@@ -193,15 +148,7 @@
         <w:t>-</w:t>
       </w:r>
       <w:r>
-        <w:t xml:space="preserve">ROM (Digital </w:t>
-      </w:r>
-      <w:proofErr w:type="spellStart"/>
-      <w:r>
-        <w:t>Versatile</w:t>
-      </w:r>
-      <w:proofErr w:type="spellEnd"/>
-      <w:r>
-        <w:t xml:space="preserve"> Disc </w:t>
+        <w:t xml:space="preserve">ROM (Digital Versatile Disc </w:t>
       </w:r>
       <w:r>
         <w:t xml:space="preserve">- </w:t>
@@ -279,10 +226,7 @@
         <w:t xml:space="preserve"> </w:t>
       </w:r>
       <w:r>
-        <w:t>Многие модели ПК изначально оснащены сетевым адаптером, а иногда еще и модемом.</w:t>
-      </w:r>
-      <w:r>
-        <w:t xml:space="preserve"> </w:t>
+        <w:t xml:space="preserve">Многие модели ПК изначально оснащены сетевым адаптером, а иногда еще и модемом. </w:t>
       </w:r>
     </w:p>
     <w:p/>
@@ -306,23 +250,22 @@
         <w:t xml:space="preserve">, </w:t>
       </w:r>
       <w:r>
-        <w:t>правда, стоимость отдельных современных графических адаптеров бывает и выше.</w:t>
-      </w:r>
-      <w:r>
-        <w:t xml:space="preserve"> </w:t>
+        <w:t xml:space="preserve">правда, стоимость отдельных современных графических адаптеров бывает и выше. </w:t>
       </w:r>
     </w:p>
     <w:p/>
     <w:p>
       <w:r>
-        <w:t>Эволюция процессоров для ПК</w:t>
-      </w:r>
-      <w:r>
-        <w:t xml:space="preserve"> </w:t>
+        <w:t xml:space="preserve">Эволюция процессоров для </w:t>
+      </w:r>
+      <w:proofErr w:type="gramStart"/>
+      <w:r>
+        <w:t xml:space="preserve">ПК </w:t>
       </w:r>
       <w:r>
         <w:t>.</w:t>
       </w:r>
+      <w:proofErr w:type="gramEnd"/>
     </w:p>
     <w:p>
       <w:r>
@@ -478,25 +421,21 @@
       <w:r>
         <w:t xml:space="preserve"> </w:t>
       </w:r>
-      <w:proofErr w:type="spellStart"/>
       <w:r>
         <w:rPr>
           <w:rFonts w:cs="Times New Roman"/>
         </w:rPr>
         <w:t>внутренных</w:t>
       </w:r>
-      <w:proofErr w:type="spellEnd"/>
-      <w:r>
-        <w:t xml:space="preserve"> </w:t>
-      </w:r>
-      <w:proofErr w:type="spellStart"/>
+      <w:r>
+        <w:t xml:space="preserve"> </w:t>
+      </w:r>
       <w:r>
         <w:rPr>
           <w:rFonts w:cs="Times New Roman"/>
         </w:rPr>
         <w:t>регисторов</w:t>
       </w:r>
-      <w:proofErr w:type="spellEnd"/>
       <w:r>
         <w:t xml:space="preserve"> (</w:t>
       </w:r>
@@ -572,10 +511,7 @@
         <w:t>микросхеме</w:t>
       </w:r>
       <w:r>
-        <w:t>.</w:t>
-      </w:r>
-      <w:r>
-        <w:t xml:space="preserve"> </w:t>
+        <w:t xml:space="preserve">. </w:t>
       </w:r>
     </w:p>
     <w:p/>
@@ -599,15 +535,7 @@
         <w:t>-</w:t>
       </w:r>
       <w:r>
-        <w:t xml:space="preserve">памятью L2, работающей на частоте ядра, предназначенный для производительных ПК, был представлен в конце 1999 года. Это был процессор Pentium III второго поколения на ядре </w:t>
-      </w:r>
-      <w:proofErr w:type="spellStart"/>
-      <w:r>
-        <w:t>Coppermine</w:t>
-      </w:r>
-      <w:proofErr w:type="spellEnd"/>
-      <w:r>
-        <w:t>. После этого уже все основные производители процессоров интегрировали</w:t>
+        <w:t>памятью L2, работающей на частоте ядра, предназначенный для производительных ПК, был представлен в конце 1999 года. Это был процессор Pentium III второго поколения на ядре Coppermine. После этого уже все основные производители процессоров интегрировали</w:t>
       </w:r>
       <w:r>
         <w:t xml:space="preserve"> </w:t>
@@ -619,10 +547,7 @@
         <w:t>-</w:t>
       </w:r>
       <w:r>
-        <w:t>память L2 (и даже L3) в кристалл процессора; данный подход применяется и в настоящее время.</w:t>
-      </w:r>
-      <w:r>
-        <w:t xml:space="preserve"> </w:t>
+        <w:t xml:space="preserve">память L2 (и даже L3) в кристалл процессора; данный подход применяется и в настоящее время. </w:t>
       </w:r>
     </w:p>
     <w:p/>
@@ -633,13 +558,16 @@
       <w:r>
         <w:t>-</w:t>
       </w:r>
-      <w:proofErr w:type="spellStart"/>
-      <w:r>
-        <w:t>Threading</w:t>
-      </w:r>
-      <w:proofErr w:type="spellEnd"/>
-      <w:r>
-        <w:t xml:space="preserve"> (HT), которая превращала процессор в виртуальную двухпроцессорную конфигурацию. Запуская два потока приложения одновременно, процессоры с поддержкой технологии HT выполняли задания на 25–40% быстрее процессоров, которые не поддерживали данную технологию. Это явилось стимулом для программистов, которые начали создавать приложения с поддержкой многопоточности, что окажется кстати при выходе настоящих многоядерных процессоров, которые будут выпущены через некоторое время.</w:t>
+      <w:r>
+        <w:t xml:space="preserve">Threading (HT), которая превращала процессор в виртуальную двухпроцессорную конфигурацию. Запуская два потока приложения одновременно, процессоры с поддержкой технологии HT выполняли задания на 25–40% быстрее процессоров, которые не поддерживали данную технологию. Это явилось стимулом для программистов, которые начали создавать приложения с поддержкой многопоточности, что </w:t>
+      </w:r>
+      <w:proofErr w:type="gramStart"/>
+      <w:r>
+        <w:t>окажется кстати</w:t>
+      </w:r>
+      <w:proofErr w:type="gramEnd"/>
+      <w:r>
+        <w:t xml:space="preserve"> при выходе настоящих многоядерных процессоров, которые будут выпущены через некоторое время.</w:t>
       </w:r>
     </w:p>
     <w:p/>
@@ -651,15 +579,7 @@
     <w:p/>
     <w:p>
       <w:r>
-        <w:t xml:space="preserve">Персональные компьютеры прошли долгий путь развития. Первый используемый в ПК процессор 8088 содержал 29 тыс. транзисторов и работал с частотой 4,77 МГц. Процессор AMD </w:t>
-      </w:r>
-      <w:proofErr w:type="spellStart"/>
-      <w:r>
-        <w:t>Phenom</w:t>
-      </w:r>
-      <w:proofErr w:type="spellEnd"/>
-      <w:r>
-        <w:t xml:space="preserve"> II содержит больше 758 млн. транзисторов и работает на частоте 3,4 ГГц, процессор Intel Core i5/i7 работает с частотой до 3,33 ГГц и содержит до 774 млн. транзисторов. Многоядерная архитектура и постоянно растущий объем кэш</w:t>
+        <w:t>Персональные компьютеры прошли долгий путь развития. Первый используемый в ПК процессор 8088 содержал 29 тыс. транзисторов и работал с частотой 4,77 МГц. Процессор AMD Phenom II содержит больше 758 млн. транзисторов и работает на частоте 3,4 ГГц, процессор Intel Core i5/i7 работает с частотой до 3,33 ГГц и содержит до 774 млн. транзисторов. Многоядерная архитектура и постоянно растущий объем кэш</w:t>
       </w:r>
       <w:r>
         <w:t>-</w:t>
@@ -857,19 +777,34 @@
       </w:r>
     </w:p>
     <w:p>
-      <w:r>
+      <w:pPr>
+        <w:rPr>
+          <w:lang w:val="en-US"/>
+        </w:rPr>
+      </w:pPr>
+      <w:r>
+        <w:rPr>
+          <w:lang w:val="en-US"/>
+        </w:rPr>
         <w:t xml:space="preserve">- </w:t>
       </w:r>
       <w:r>
-        <w:t xml:space="preserve">передней шиной (Front Side </w:t>
-      </w:r>
-      <w:proofErr w:type="spellStart"/>
-      <w:r>
-        <w:t>Bus</w:t>
-      </w:r>
-      <w:proofErr w:type="spellEnd"/>
-      <w:r>
-        <w:t xml:space="preserve"> — FSB), </w:t>
+        <w:t>передней</w:t>
+      </w:r>
+      <w:r>
+        <w:rPr>
+          <w:lang w:val="en-US"/>
+        </w:rPr>
+        <w:t xml:space="preserve"> </w:t>
+      </w:r>
+      <w:r>
+        <w:t>шиной</w:t>
+      </w:r>
+      <w:r>
+        <w:rPr>
+          <w:lang w:val="en-US"/>
+        </w:rPr>
+        <w:t xml:space="preserve"> (Front Side Bus — FSB), </w:t>
       </w:r>
     </w:p>
     <w:p>
@@ -877,15 +812,7 @@
         <w:t xml:space="preserve">- </w:t>
       </w:r>
       <w:r>
-        <w:t xml:space="preserve">внутренней шиной процессора (Processor Side </w:t>
-      </w:r>
-      <w:proofErr w:type="spellStart"/>
-      <w:r>
-        <w:t>Bus</w:t>
-      </w:r>
-      <w:proofErr w:type="spellEnd"/>
-      <w:r>
-        <w:t xml:space="preserve"> — PSB) </w:t>
+        <w:t xml:space="preserve">внутренней шиной процессора (Processor Side Bus — PSB) </w:t>
       </w:r>
     </w:p>
     <w:p>
@@ -997,15 +924,7 @@
     <w:p/>
     <w:p>
       <w:r>
-        <w:t xml:space="preserve">Чем больше линий, тем больше битов можно </w:t>
-      </w:r>
-      <w:proofErr w:type="spellStart"/>
-      <w:r>
-        <w:t>переH</w:t>
-      </w:r>
-      <w:proofErr w:type="spellEnd"/>
-      <w:r>
-        <w:t xml:space="preserve"> дать за одно и то же время.</w:t>
+        <w:t>Чем больше линий, тем больше битов можно переH дать за одно и то же время.</w:t>
       </w:r>
     </w:p>
     <w:p/>
@@ -1080,15 +999,7 @@
         <w:t>Шина адреса</w:t>
       </w:r>
       <w:r>
-        <w:t xml:space="preserve"> (</w:t>
-      </w:r>
-      <w:proofErr w:type="spellStart"/>
-      <w:r>
-        <w:t>стр</w:t>
-      </w:r>
-      <w:proofErr w:type="spellEnd"/>
-      <w:r>
-        <w:t xml:space="preserve"> 51.)</w:t>
+        <w:t xml:space="preserve"> (стр 51.)</w:t>
       </w:r>
     </w:p>
     <w:p>
@@ -1103,7 +1014,15 @@
       </w:r>
       <w:r>
         <w:lastRenderedPageBreak/>
-        <w:t>(десятичных), то количество домов на ней не может быть больше ста (от 00 до 99), т.е. 102 . При трехзначных номерах количество возможных адресов возрастает до 103 (от 000 до 999) и т.д.</w:t>
+        <w:t xml:space="preserve">(десятичных), то количество домов на ней не может быть больше ста (от 00 до 99), т.е. </w:t>
+      </w:r>
+      <w:proofErr w:type="gramStart"/>
+      <w:r>
+        <w:t>102 .</w:t>
+      </w:r>
+      <w:proofErr w:type="gramEnd"/>
+      <w:r>
+        <w:t xml:space="preserve"> При трехзначных номерах количество возможных адресов возрастает до 103 (от 000 до 999) и т.д.</w:t>
       </w:r>
     </w:p>
     <w:p>
@@ -1268,8 +1187,149 @@
       </w:r>
     </w:p>
     <w:p/>
+    <w:p>
+      <w:r>
+        <w:t>Кэш</w:t>
+      </w:r>
+      <w:r>
+        <w:t>-</w:t>
+      </w:r>
+      <w:r>
+        <w:t>память</w:t>
+      </w:r>
+      <w:r>
+        <w:t xml:space="preserve"> (кэш процессора)</w:t>
+      </w:r>
+      <w:r>
+        <w:t>.</w:t>
+      </w:r>
+    </w:p>
+    <w:p>
+      <w:r>
+        <w:t>К</w:t>
+      </w:r>
+      <w:r>
+        <w:t>ак добиться повышения производительности процессора, если память, используемая для передачи данных, работает довольно медленно?</w:t>
+      </w:r>
+      <w:r>
+        <w:t xml:space="preserve"> </w:t>
+      </w:r>
+      <w:r>
+        <w:t>Ответ прост: использовать кэш</w:t>
+      </w:r>
+      <w:r>
+        <w:t>.</w:t>
+      </w:r>
+    </w:p>
+    <w:p>
+      <w:r>
+        <w:t>К</w:t>
+      </w:r>
+      <w:r>
+        <w:t>эш</w:t>
+      </w:r>
+      <w:r>
+        <w:t>-</w:t>
+      </w:r>
+      <w:r>
+        <w:t>память представляет собой быстродействующий буфер памяти, используемый для временного хранения</w:t>
+      </w:r>
+      <w:r>
+        <w:t xml:space="preserve"> часто используемых</w:t>
+      </w:r>
+      <w:r>
+        <w:t xml:space="preserve"> данных</w:t>
+      </w:r>
+      <w:r>
+        <w:t xml:space="preserve"> </w:t>
+      </w:r>
+      <w:r>
+        <w:t>из основной памяти. </w:t>
+      </w:r>
+      <w:r>
+        <w:t xml:space="preserve"> Это позволяет получать необходимые данные быстрее, чем при извлечении из оперативной памяти. </w:t>
+      </w:r>
+    </w:p>
+    <w:p>
+      <w:r>
+        <w:lastRenderedPageBreak/>
+        <w:t>Буфер содержит случайные данные, которые обычно обрабатываются по принципу “первым получен, первым выдан” или “первым получен, последним выдан”. Кэш</w:t>
+      </w:r>
+      <w:r>
+        <w:t>-</w:t>
+      </w:r>
+      <w:r>
+        <w:t xml:space="preserve">память, в свою очередь, содержит данные, которые могут потребоваться процессору с определенной степенью вероятности. Это позволяет процессору работать практически с полной скоростью, без ожидания данных, извлекаемых из более медленной оперативной памяти. </w:t>
+      </w:r>
+    </w:p>
+    <w:p>
+      <w:r>
+        <w:t>Кэш</w:t>
+      </w:r>
+      <w:r>
+        <w:t>-</w:t>
+      </w:r>
+      <w:r>
+        <w:t>память реализована в виде микросхем статической оперативной памяти (SRAM), установленных на системной плате или интегрированных в процессор.</w:t>
+      </w:r>
+      <w:r>
+        <w:t xml:space="preserve"> </w:t>
+      </w:r>
+      <w:r>
+        <w:t>Кэш данных часто реализуется в виде многоуровневого кэша (L1, L2, L3, L4)</w:t>
+      </w:r>
+      <w:r>
+        <w:t xml:space="preserve"> </w:t>
+      </w:r>
+      <w:r>
+        <w:t>получившие название кэш</w:t>
+      </w:r>
+      <w:r>
+        <w:t>-</w:t>
+      </w:r>
+      <w:r>
+        <w:t>память первого уровня (L1) и кэш</w:t>
+      </w:r>
+      <w:r>
+        <w:t>-</w:t>
+      </w:r>
+      <w:r>
+        <w:t>память второго (L2) уровня</w:t>
+      </w:r>
+      <w:r>
+        <w:t xml:space="preserve"> и т.д.</w:t>
+      </w:r>
+    </w:p>
+    <w:p>
+      <w:r>
+        <w:t>Использование кэш</w:t>
+      </w:r>
+      <w:r>
+        <w:t>-</w:t>
+      </w:r>
+      <w:r>
+        <w:t>памяти сглаживает традиционный недостаток компьютера, состоящий в том, что оперативная память работает более медленно, чем центральный процессор (так называемый “эффект бутылочного горлышка”).</w:t>
+      </w:r>
+    </w:p>
+    <w:p>
+      <w:r>
+        <w:t>Благодаря кэш</w:t>
+      </w:r>
+      <w:r>
+        <w:t>-</w:t>
+      </w:r>
+      <w:r>
+        <w:t>памяти процессору не приходится ждать, пока очередная порция программного кода или данных поступит из относительно медленной основной памяти, что приводит к ощутимому повышению производительности.</w:t>
+      </w:r>
+    </w:p>
     <w:p/>
     <w:p>
+      <w:r>
+        <w:t>Математические сопроцессоры</w:t>
+      </w:r>
+      <w:r>
+        <w:t>.</w:t>
+      </w:r>
       <w:r>
         <w:br w:type="page"/>
       </w:r>
